--- a/QED Course/Lesson 52 Momentum Conservation.docx
+++ b/QED Course/Lesson 52 Momentum Conservation.docx
@@ -58,7 +58,7 @@
     </w:p>
     <w:p>
       <w:pPr>
-        <w:pStyle w:val="Heading1"/>
+        <w:pStyle w:val="Heading2"/>
       </w:pPr>
       <w:r>
         <w:t>How to use this lesson</w:t>
@@ -71,7 +71,7 @@
     </w:p>
     <w:p>
       <w:pPr>
-        <w:pStyle w:val="Heading2"/>
+        <w:pStyle w:val="Heading3"/>
       </w:pPr>
       <w:r>
         <w:t>Learning objectives</w:t>
@@ -135,7 +135,7 @@
     </w:p>
     <w:p>
       <w:pPr>
-        <w:pStyle w:val="Heading2"/>
+        <w:pStyle w:val="Heading3"/>
       </w:pPr>
       <w:r>
         <w:t>Notation and conventions</w:t>
@@ -387,7 +387,7 @@
     </w:tbl>
     <w:p>
       <w:pPr>
-        <w:pStyle w:val="Heading1"/>
+        <w:pStyle w:val="Heading2"/>
       </w:pPr>
       <w:r>
         <w:t>1 The Mandelstam variables</w:t>
@@ -395,7 +395,7 @@
     </w:p>
     <w:p>
       <w:pPr>
-        <w:pStyle w:val="Heading2"/>
+        <w:pStyle w:val="Heading3"/>
       </w:pPr>
       <w:r>
         <w:t>1.1 Definitions</w:t>
@@ -716,7 +716,7 @@
     </w:p>
     <w:p>
       <w:pPr>
-        <w:pStyle w:val="Heading2"/>
+        <w:pStyle w:val="Heading3"/>
       </w:pPr>
       <w:r>
         <w:t>1.2 Why these are useful</w:t>
@@ -728,10 +728,11 @@
       </w:r>
     </w:p>
     <w:p>
-      <w:pPr>
-        <w:pStyle w:val="Heading3"/>
-      </w:pPr>
       <w:r>
+        <w:rPr>
+          <w:b/>
+          <w:i/>
+        </w:rPr>
         <w:t>Worked example 1</w:t>
       </w:r>
     </w:p>
@@ -742,7 +743,7 @@
     </w:p>
     <w:p>
       <w:pPr>
-        <w:pStyle w:val="Heading1"/>
+        <w:pStyle w:val="Heading2"/>
       </w:pPr>
       <w:r>
         <w:t>2 The sum rule</w:t>
@@ -750,7 +751,7 @@
     </w:p>
     <w:p>
       <w:pPr>
-        <w:pStyle w:val="Heading2"/>
+        <w:pStyle w:val="Heading3"/>
       </w:pPr>
       <w:r>
         <w:t>2.1 Derivation</w:t>
@@ -1029,10 +1030,11 @@
       </w:r>
     </w:p>
     <w:p>
-      <w:pPr>
-        <w:pStyle w:val="Heading3"/>
-      </w:pPr>
       <w:r>
+        <w:rPr>
+          <w:b/>
+          <w:i/>
+        </w:rPr>
         <w:t>Worked example 2</w:t>
       </w:r>
     </w:p>
@@ -1043,7 +1045,7 @@
     </w:p>
     <w:p>
       <w:pPr>
-        <w:pStyle w:val="Heading1"/>
+        <w:pStyle w:val="Heading2"/>
       </w:pPr>
       <w:r>
         <w:t>3 Physical meaning</w:t>
@@ -1051,7 +1053,7 @@
     </w:p>
     <w:p>
       <w:pPr>
-        <w:pStyle w:val="Heading2"/>
+        <w:pStyle w:val="Heading3"/>
       </w:pPr>
       <w:r>
         <w:t>3.1 s: total collision energy squared</w:t>
@@ -1064,7 +1066,7 @@
     </w:p>
     <w:p>
       <w:pPr>
-        <w:pStyle w:val="Heading2"/>
+        <w:pStyle w:val="Heading3"/>
       </w:pPr>
       <w:r>
         <w:t>3.2 t: momentum transfer squared</w:t>
@@ -1077,7 +1079,7 @@
     </w:p>
     <w:p>
       <w:pPr>
-        <w:pStyle w:val="Heading2"/>
+        <w:pStyle w:val="Heading3"/>
       </w:pPr>
       <w:r>
         <w:t>3.3 u</w:t>
@@ -1090,7 +1092,7 @@
     </w:p>
     <w:p>
       <w:pPr>
-        <w:pStyle w:val="Heading1"/>
+        <w:pStyle w:val="Heading2"/>
       </w:pPr>
       <w:r>
         <w:t>4 Center-of-momentum kinematics</w:t>
@@ -1098,7 +1100,7 @@
     </w:p>
     <w:p>
       <w:pPr>
-        <w:pStyle w:val="Heading2"/>
+        <w:pStyle w:val="Heading3"/>
       </w:pPr>
       <w:r>
         <w:t>4.1 Setting up the frame</w:t>
@@ -1389,7 +1391,7 @@
     </w:p>
     <w:p>
       <w:pPr>
-        <w:pStyle w:val="Heading2"/>
+        <w:pStyle w:val="Heading3"/>
       </w:pPr>
       <w:r>
         <w:t>4.2 Why the final momentum magnitude equals the initial one</w:t>
@@ -1402,7 +1404,7 @@
     </w:p>
     <w:p>
       <w:pPr>
-        <w:pStyle w:val="Heading2"/>
+        <w:pStyle w:val="Heading3"/>
       </w:pPr>
       <w:r>
         <w:t>4.3 t in terms of the scattering angle</w:t>
@@ -1639,10 +1641,11 @@
       </w:r>
     </w:p>
     <w:p>
-      <w:pPr>
-        <w:pStyle w:val="Heading3"/>
-      </w:pPr>
       <w:r>
+        <w:rPr>
+          <w:b/>
+          <w:i/>
+        </w:rPr>
         <w:t>Worked example 3</w:t>
       </w:r>
     </w:p>
@@ -1653,7 +1656,7 @@
     </w:p>
     <w:p>
       <w:pPr>
-        <w:pStyle w:val="Heading1"/>
+        <w:pStyle w:val="Heading2"/>
       </w:pPr>
       <w:r>
         <w:t>5 Converting dot products to Mandelstam variables</w:t>
@@ -1661,7 +1664,7 @@
     </w:p>
     <w:p>
       <w:pPr>
-        <w:pStyle w:val="Heading2"/>
+        <w:pStyle w:val="Heading3"/>
       </w:pPr>
       <w:r>
         <w:t>5.1 The general rule</w:t>
@@ -1674,7 +1677,7 @@
     </w:p>
     <w:p>
       <w:pPr>
-        <w:pStyle w:val="Heading2"/>
+        <w:pStyle w:val="Heading3"/>
       </w:pPr>
       <w:r>
         <w:t>5.2 The complete table</w:t>
@@ -1969,7 +1972,7 @@
     </w:p>
     <w:p>
       <w:pPr>
-        <w:pStyle w:val="Heading2"/>
+        <w:pStyle w:val="Heading3"/>
       </w:pPr>
       <w:r>
         <w:t>5.3 A worked conversion</w:t>
@@ -2130,10 +2133,11 @@
       </w:r>
     </w:p>
     <w:p>
-      <w:pPr>
-        <w:pStyle w:val="Heading3"/>
-      </w:pPr>
       <w:r>
+        <w:rPr>
+          <w:b/>
+          <w:i/>
+        </w:rPr>
         <w:t>Worked example 4</w:t>
       </w:r>
     </w:p>
@@ -2144,7 +2148,7 @@
     </w:p>
     <w:p>
       <w:pPr>
-        <w:pStyle w:val="Heading1"/>
+        <w:pStyle w:val="Heading2"/>
       </w:pPr>
       <w:r>
         <w:t>6 s, t, u and the diagrams</w:t>
@@ -2156,10 +2160,11 @@
       </w:r>
     </w:p>
     <w:p>
-      <w:pPr>
-        <w:pStyle w:val="Heading3"/>
-      </w:pPr>
       <w:r>
+        <w:rPr>
+          <w:b/>
+          <w:i/>
+        </w:rPr>
         <w:t>Worked example 5</w:t>
       </w:r>
     </w:p>
@@ -2170,7 +2175,7 @@
     </w:p>
     <w:p>
       <w:pPr>
-        <w:pStyle w:val="Heading1"/>
+        <w:pStyle w:val="Heading2"/>
       </w:pPr>
       <w:r>
         <w:t>7 Connections to QED</w:t>
@@ -2427,7 +2432,7 @@
     </w:p>
     <w:p>
       <w:pPr>
-        <w:pStyle w:val="Heading1"/>
+        <w:pStyle w:val="Heading2"/>
       </w:pPr>
       <w:r>
         <w:t>8 Summary</w:t>
@@ -2519,7 +2524,7 @@
     </w:p>
     <w:p>
       <w:pPr>
-        <w:pStyle w:val="Heading1"/>
+        <w:pStyle w:val="Heading2"/>
       </w:pPr>
       <w:r>
         <w:t>Exercises</w:t>
@@ -3179,7 +3184,7 @@
     </w:tbl>
     <w:p>
       <w:pPr>
-        <w:pStyle w:val="Heading1"/>
+        <w:pStyle w:val="Heading2"/>
       </w:pPr>
       <w:r>
         <w:t>Solutions</w:t>
@@ -3411,7 +3416,7 @@
     </w:p>
     <w:p>
       <w:pPr>
-        <w:pStyle w:val="Heading1"/>
+        <w:pStyle w:val="Heading2"/>
       </w:pPr>
       <w:r>
         <w:t>Mastery checklist</w:t>
@@ -3467,7 +3472,7 @@
     </w:p>
     <w:p>
       <w:pPr>
-        <w:pStyle w:val="Heading1"/>
+        <w:pStyle w:val="Heading2"/>
       </w:pPr>
       <w:r>
         <w:t>Next lesson</w:t>
